--- a/por/docx/06.content.docx
+++ b/por/docx/06.content.docx
@@ -19,7 +19,7 @@
         <w:rPr>
           <w:lang w:val="pt_PT" w:bidi="pt_PT"/>
         </w:rPr>
-        <w:t>Resource: Notas de Estudo - Introduções aos Livros (Tyndale)</w:t>
+        <w:t>Resource: Tyndale Open Study Notes</w:t>
       </w:r>
       <w:r>
         <w:rPr>
@@ -112,7 +112,7 @@
         <w:rPr>
           <w:lang w:val="pt_PT" w:bidi="pt_PT"/>
         </w:rPr>
-        <w:t>Notas de Estudo - Introduções aos Livros (Tyndale)</w:t>
+        <w:t>Tyndale Open Study Notes</w:t>
       </w:r>
     </w:p>
     <w:p>

--- a/por/docx/06.content.docx
+++ b/por/docx/06.content.docx
@@ -19,7 +19,7 @@
         <w:rPr>
           <w:lang w:val="pt_PT" w:bidi="pt_PT"/>
         </w:rPr>
-        <w:t>Resource: Tyndale Open Study Notes</w:t>
+        <w:t>Resource: Aquifer Open Study Notes (Book Intros)</w:t>
       </w:r>
       <w:r>
         <w:rPr>
@@ -112,7 +112,7 @@
         <w:rPr>
           <w:lang w:val="pt_PT" w:bidi="pt_PT"/>
         </w:rPr>
-        <w:t>Tyndale Open Study Notes</w:t>
+        <w:t>Aquifer Open Study Notes (Book Intros)</w:t>
       </w:r>
     </w:p>
     <w:p>

--- a/por/docx/06.content.docx
+++ b/por/docx/06.content.docx
@@ -311,72 +311,48 @@
         </w:rPr>
         <w:t xml:space="preserve">A primeira metade de Josué (caps. </w:t>
       </w:r>
-      <w:hyperlink r:id="rId13">
-        <w:r>
-          <w:rPr>
-            <w:lang w:val="pt_PT" w:bidi="pt_PT"/>
-          </w:rPr>
-          <w:rPr>
-            <w:color w:val="0000EE"/>
-            <w:u w:val="single"/>
-          </w:rPr>
-          <w:t>1–12</w:t>
-        </w:r>
-      </w:hyperlink>
+      <w:r>
+        <w:rPr>
+          <w:lang w:val="pt_PT" w:bidi="pt_PT"/>
+        </w:rPr>
+        <w:t>1–12</w:t>
+      </w:r>
       <w:r>
         <w:rPr>
           <w:lang w:val="pt_PT" w:bidi="pt_PT"/>
         </w:rPr>
         <w:t xml:space="preserve">) está entre as narrativas mais dramáticas da Bíblia. Ao preparar Israel para atravessar o Jordão, Josué enviou dois jovens para espionar Jericó, uma cidade que Israel teria que conquistar para entrar na região montanhosa. Os jovens espiões foram ajudados por uma mulher chamada Raabe, e eles prometeram poupar ela e sua família em troca de sua ajuda (cap. </w:t>
       </w:r>
-      <w:hyperlink r:id="rId14">
-        <w:r>
-          <w:rPr>
-            <w:lang w:val="pt_PT" w:bidi="pt_PT"/>
-          </w:rPr>
-          <w:rPr>
-            <w:color w:val="0000EE"/>
-            <w:u w:val="single"/>
-          </w:rPr>
-          <w:t>2</w:t>
-        </w:r>
-      </w:hyperlink>
+      <w:r>
+        <w:rPr>
+          <w:lang w:val="pt_PT" w:bidi="pt_PT"/>
+        </w:rPr>
+        <w:t>2</w:t>
+      </w:r>
       <w:r>
         <w:rPr>
           <w:lang w:val="pt_PT" w:bidi="pt_PT"/>
         </w:rPr>
         <w:t xml:space="preserve">). Os israelitas atravessaram o Rio Jordão, cujo fluxo foi milagrosamente interrompido (cap. </w:t>
       </w:r>
-      <w:hyperlink r:id="rId15">
-        <w:r>
-          <w:rPr>
-            <w:lang w:val="pt_PT" w:bidi="pt_PT"/>
-          </w:rPr>
-          <w:rPr>
-            <w:color w:val="0000EE"/>
-            <w:u w:val="single"/>
-          </w:rPr>
-          <w:t>3</w:t>
-        </w:r>
-      </w:hyperlink>
+      <w:r>
+        <w:rPr>
+          <w:lang w:val="pt_PT" w:bidi="pt_PT"/>
+        </w:rPr>
+        <w:t>3</w:t>
+      </w:r>
       <w:r>
         <w:rPr>
           <w:lang w:val="pt_PT" w:bidi="pt_PT"/>
         </w:rPr>
         <w:t xml:space="preserve">). Então, Deus deu a Israel a cidade de Jericó, fazendo com que suas muralhas caíssem (cap. </w:t>
       </w:r>
-      <w:hyperlink r:id="rId16">
-        <w:r>
-          <w:rPr>
-            <w:lang w:val="pt_PT" w:bidi="pt_PT"/>
-          </w:rPr>
-          <w:rPr>
-            <w:color w:val="0000EE"/>
-            <w:u w:val="single"/>
-          </w:rPr>
-          <w:t>6</w:t>
-        </w:r>
-      </w:hyperlink>
+      <w:r>
+        <w:rPr>
+          <w:lang w:val="pt_PT" w:bidi="pt_PT"/>
+        </w:rPr>
+        <w:t>6</w:t>
+      </w:r>
       <w:r>
         <w:rPr>
           <w:lang w:val="pt_PT" w:bidi="pt_PT"/>
@@ -397,54 +373,36 @@
         </w:rPr>
         <w:t xml:space="preserve">A posse de Jericó abriu as rotas que subiam para o oeste, em direção à região montanhosa. Contudo, um homem chamado Acã desobedeceu às instruções de Deus, desagradando ao Senhor, e Israel sofreu um revés antes que o pecado de Acã fosse descoberto e julgado (cap. </w:t>
       </w:r>
-      <w:hyperlink r:id="rId17">
-        <w:r>
-          <w:rPr>
-            <w:lang w:val="pt_PT" w:bidi="pt_PT"/>
-          </w:rPr>
-          <w:rPr>
-            <w:color w:val="0000EE"/>
-            <w:u w:val="single"/>
-          </w:rPr>
-          <w:t>7</w:t>
-        </w:r>
-      </w:hyperlink>
+      <w:r>
+        <w:rPr>
+          <w:lang w:val="pt_PT" w:bidi="pt_PT"/>
+        </w:rPr>
+        <w:t>7</w:t>
+      </w:r>
       <w:r>
         <w:rPr>
           <w:lang w:val="pt_PT" w:bidi="pt_PT"/>
         </w:rPr>
         <w:t xml:space="preserve">). Deus então deu a Josué uma vitória retumbante sobre a coalizão apressadamente reunida dos estados-cidades cananeus do sul; Deus até atendeu ao pedido de Josué para que o sol e a lua parassem até que a vitória estivesse completa (cap. </w:t>
       </w:r>
-      <w:hyperlink r:id="rId18">
-        <w:r>
-          <w:rPr>
-            <w:lang w:val="pt_PT" w:bidi="pt_PT"/>
-          </w:rPr>
-          <w:rPr>
-            <w:color w:val="0000EE"/>
-            <w:u w:val="single"/>
-          </w:rPr>
-          <w:t>10</w:t>
-        </w:r>
-      </w:hyperlink>
+      <w:r>
+        <w:rPr>
+          <w:lang w:val="pt_PT" w:bidi="pt_PT"/>
+        </w:rPr>
+        <w:t>10</w:t>
+      </w:r>
       <w:r>
         <w:rPr>
           <w:lang w:val="pt_PT" w:bidi="pt_PT"/>
         </w:rPr>
         <w:t xml:space="preserve">). Josué então voltou-se para o norte, onde obteve uma vitória igualmente decisiva sobre uma coalizão do norte de estados-cidades (cap. </w:t>
       </w:r>
-      <w:hyperlink r:id="rId19">
-        <w:r>
-          <w:rPr>
-            <w:lang w:val="pt_PT" w:bidi="pt_PT"/>
-          </w:rPr>
-          <w:rPr>
-            <w:color w:val="0000EE"/>
-            <w:u w:val="single"/>
-          </w:rPr>
-          <w:t>11</w:t>
-        </w:r>
-      </w:hyperlink>
+      <w:r>
+        <w:rPr>
+          <w:lang w:val="pt_PT" w:bidi="pt_PT"/>
+        </w:rPr>
+        <w:t>11</w:t>
+      </w:r>
       <w:r>
         <w:rPr>
           <w:lang w:val="pt_PT" w:bidi="pt_PT"/>
@@ -465,162 +423,108 @@
         </w:rPr>
         <w:t xml:space="preserve">A segunda metade de Josué (caps. </w:t>
       </w:r>
-      <w:hyperlink r:id="rId20">
-        <w:r>
-          <w:rPr>
-            <w:lang w:val="pt_PT" w:bidi="pt_PT"/>
-          </w:rPr>
-          <w:rPr>
-            <w:color w:val="0000EE"/>
-            <w:u w:val="single"/>
-          </w:rPr>
-          <w:t>13–24</w:t>
-        </w:r>
-      </w:hyperlink>
+      <w:r>
+        <w:rPr>
+          <w:lang w:val="pt_PT" w:bidi="pt_PT"/>
+        </w:rPr>
+        <w:t>13–24</w:t>
+      </w:r>
       <w:r>
         <w:rPr>
           <w:lang w:val="pt_PT" w:bidi="pt_PT"/>
         </w:rPr>
         <w:t xml:space="preserve">) contém o relato detalhado da distribuição do território de Israel, incluindo descrições minuciosas dos territórios dados a Judá, Benjamim e José (caps. </w:t>
       </w:r>
-      <w:hyperlink r:id="rId21">
-        <w:r>
-          <w:rPr>
-            <w:lang w:val="pt_PT" w:bidi="pt_PT"/>
-          </w:rPr>
-          <w:rPr>
-            <w:color w:val="0000EE"/>
-            <w:u w:val="single"/>
-          </w:rPr>
-          <w:t>15–19</w:t>
-        </w:r>
-      </w:hyperlink>
+      <w:r>
+        <w:rPr>
+          <w:lang w:val="pt_PT" w:bidi="pt_PT"/>
+        </w:rPr>
+        <w:t>15–19</w:t>
+      </w:r>
       <w:r>
         <w:rPr>
           <w:lang w:val="pt_PT" w:bidi="pt_PT"/>
         </w:rPr>
         <w:t xml:space="preserve">); essas tribos se tornaram as tribos centrais de Israel. As heranças de Calebe e Josué iniciam e encerram esta seção de distribuições territoriais (caps. </w:t>
       </w:r>
-      <w:hyperlink r:id="rId22">
-        <w:r>
-          <w:rPr>
-            <w:lang w:val="pt_PT" w:bidi="pt_PT"/>
-          </w:rPr>
-          <w:rPr>
-            <w:color w:val="0000EE"/>
-            <w:u w:val="single"/>
-          </w:rPr>
-          <w:t>15</w:t>
-        </w:r>
-      </w:hyperlink>
+      <w:r>
+        <w:rPr>
+          <w:lang w:val="pt_PT" w:bidi="pt_PT"/>
+        </w:rPr>
+        <w:t>15</w:t>
+      </w:r>
       <w:r>
         <w:rPr>
           <w:lang w:val="pt_PT" w:bidi="pt_PT"/>
         </w:rPr>
         <w:t xml:space="preserve"> e </w:t>
       </w:r>
-      <w:hyperlink r:id="rId23">
-        <w:r>
-          <w:rPr>
-            <w:lang w:val="pt_PT" w:bidi="pt_PT"/>
-          </w:rPr>
-          <w:rPr>
-            <w:color w:val="0000EE"/>
-            <w:u w:val="single"/>
-          </w:rPr>
-          <w:t>19</w:t>
-        </w:r>
-      </w:hyperlink>
+      <w:r>
+        <w:rPr>
+          <w:lang w:val="pt_PT" w:bidi="pt_PT"/>
+        </w:rPr>
+        <w:t>19</w:t>
+      </w:r>
       <w:r>
         <w:rPr>
           <w:lang w:val="pt_PT" w:bidi="pt_PT"/>
         </w:rPr>
         <w:t xml:space="preserve">). A designação de seis cidades de refúgio (cap. </w:t>
       </w:r>
-      <w:hyperlink r:id="rId24">
-        <w:r>
-          <w:rPr>
-            <w:lang w:val="pt_PT" w:bidi="pt_PT"/>
-          </w:rPr>
-          <w:rPr>
-            <w:color w:val="0000EE"/>
-            <w:u w:val="single"/>
-          </w:rPr>
-          <w:t>20</w:t>
-        </w:r>
-      </w:hyperlink>
+      <w:r>
+        <w:rPr>
+          <w:lang w:val="pt_PT" w:bidi="pt_PT"/>
+        </w:rPr>
+        <w:t>20</w:t>
+      </w:r>
       <w:r>
         <w:rPr>
           <w:lang w:val="pt_PT" w:bidi="pt_PT"/>
         </w:rPr>
         <w:t xml:space="preserve">) e a atribuição de cidades aos levitas dentro de cada território tribal (cap. </w:t>
       </w:r>
-      <w:hyperlink r:id="rId25">
-        <w:r>
-          <w:rPr>
-            <w:lang w:val="pt_PT" w:bidi="pt_PT"/>
-          </w:rPr>
-          <w:rPr>
-            <w:color w:val="0000EE"/>
-            <w:u w:val="single"/>
-          </w:rPr>
-          <w:t>21</w:t>
-        </w:r>
-      </w:hyperlink>
+      <w:r>
+        <w:rPr>
+          <w:lang w:val="pt_PT" w:bidi="pt_PT"/>
+        </w:rPr>
+        <w:t>21</w:t>
+      </w:r>
       <w:r>
         <w:rPr>
           <w:lang w:val="pt_PT" w:bidi="pt_PT"/>
         </w:rPr>
         <w:t xml:space="preserve">) completam o processo de distribuição da terra às tribos. As 2½ tribos que receberam terras no lado leste do Rio Jordão foram liberadas para voltar para casa, mas precisaram esclarecer um mal-entendido com as tribos ocidentais sobre a construção de um memorial (cap. </w:t>
       </w:r>
-      <w:hyperlink r:id="rId26">
-        <w:r>
-          <w:rPr>
-            <w:lang w:val="pt_PT" w:bidi="pt_PT"/>
-          </w:rPr>
-          <w:rPr>
-            <w:color w:val="0000EE"/>
-            <w:u w:val="single"/>
-          </w:rPr>
-          <w:t>22</w:t>
-        </w:r>
-      </w:hyperlink>
+      <w:r>
+        <w:rPr>
+          <w:lang w:val="pt_PT" w:bidi="pt_PT"/>
+        </w:rPr>
+        <w:t>22</w:t>
+      </w:r>
       <w:r>
         <w:rPr>
           <w:lang w:val="pt_PT" w:bidi="pt_PT"/>
         </w:rPr>
         <w:t xml:space="preserve">). O livro conclui com a despedida de Josué (cap. </w:t>
       </w:r>
-      <w:hyperlink r:id="rId27">
-        <w:r>
-          <w:rPr>
-            <w:lang w:val="pt_PT" w:bidi="pt_PT"/>
-          </w:rPr>
-          <w:rPr>
-            <w:color w:val="0000EE"/>
-            <w:u w:val="single"/>
-          </w:rPr>
-          <w:t>23</w:t>
-        </w:r>
-      </w:hyperlink>
+      <w:r>
+        <w:rPr>
+          <w:lang w:val="pt_PT" w:bidi="pt_PT"/>
+        </w:rPr>
+        <w:t>23</w:t>
+      </w:r>
       <w:r>
         <w:rPr>
           <w:lang w:val="pt_PT" w:bidi="pt_PT"/>
         </w:rPr>
         <w:t xml:space="preserve">), sua convocação do povo para renovar sua aliança com Deus e três funerais proeminentes (cap. </w:t>
       </w:r>
-      <w:hyperlink r:id="rId28">
-        <w:r>
-          <w:rPr>
-            <w:lang w:val="pt_PT" w:bidi="pt_PT"/>
-          </w:rPr>
-          <w:rPr>
-            <w:color w:val="0000EE"/>
-            <w:u w:val="single"/>
-          </w:rPr>
-          <w:t>24</w:t>
-        </w:r>
-      </w:hyperlink>
+      <w:r>
+        <w:rPr>
+          <w:lang w:val="pt_PT" w:bidi="pt_PT"/>
+        </w:rPr>
+        <w:t>24</w:t>
+      </w:r>
       <w:r>
         <w:rPr>
           <w:lang w:val="pt_PT" w:bidi="pt_PT"/>
@@ -732,18 +636,12 @@
         </w:rPr>
         <w:t xml:space="preserve">Josué registra apenas os contornos gerais da entrada de Israel em Canaã. O livro de Josué não afirma nem implica que Israel destruiu todos os cananeus e suas cidades. Muitos cananeus permaneceram, como o livro seguinte de Juízes também deixa claro. A história de várias gerações de Israel registrada em Juízes mostra que Israel gradualmente se tornou mais forte e absorveu os cananeus. Na época do rei Davi, a maioria das pessoas da terra se considerava israelita, embora alguns grupos distintos ainda permanecessem (e.g., </w:t>
       </w:r>
-      <w:hyperlink r:id="rId29">
-        <w:r>
-          <w:rPr>
-            <w:lang w:val="pt_PT" w:bidi="pt_PT"/>
-          </w:rPr>
-          <w:rPr>
-            <w:color w:val="0000EE"/>
-            <w:u w:val="single"/>
-          </w:rPr>
-          <w:t>2Sm 5.6–8</w:t>
-        </w:r>
-      </w:hyperlink>
+      <w:r>
+        <w:rPr>
+          <w:lang w:val="pt_PT" w:bidi="pt_PT"/>
+        </w:rPr>
+        <w:t>2Sm 5.6–8</w:t>
+      </w:r>
       <w:r>
         <w:rPr>
           <w:lang w:val="pt_PT" w:bidi="pt_PT"/>
